--- a/Bases de Datos II/Kit docente/Clase 1/Solucion Taller Clase 1 - VetCare.docx
+++ b/Bases de Datos II/Kit docente/Clase 1/Solucion Taller Clase 1 - VetCare.docx
@@ -138,7 +138,7 @@
           <w:color w:val="111111"/>
           <w:sz w:val="21"/>
         </w:rPr>
-        <w:t>Clases/Clase 1 - Revision BD I y arranque VetCare/Taller PI - Clase 1 - VetCare.docx</w:t>
+        <w:t>Clases/Clase 1 - Revision BD I y modelo de datos/Taller PI - Clase 1 - VetCare.docx</w:t>
       </w:r>
     </w:p>
     <w:p>

--- a/Bases de Datos II/Kit docente/Clase 1/Solucion Taller Clase 1 - VetCare.docx
+++ b/Bases de Datos II/Kit docente/Clase 1/Solucion Taller Clase 1 - VetCare.docx
@@ -1470,7 +1470,7 @@
           <w:color w:val="4A4A49"/>
           <w:sz w:val="22"/>
         </w:rPr>
-        <w:t>). Se prorratea: cada restriccion que falte descuenta.</w:t>
+        <w:t>). Se califica por partes: cada restriccion que falte descuenta.</w:t>
       </w:r>
     </w:p>
     <w:p>
@@ -5490,7 +5490,7 @@
           <w:color w:val="4A4A49"/>
           <w:sz w:val="22"/>
         </w:rPr>
-        <w:t>Riesgo escrito como excusa anticipada («no tengo tiempo»). El riesgo debe ser tecnico y con mitigacion accionable.</w:t>
+        <w:t>Riesgo escrito como excusa anticipada («no tengo tiempo»). El riesgo debe ser tecnico y con mitigacion concreta.</w:t>
       </w:r>
     </w:p>
     <w:p>
